--- a/word/表20  ECMO 治疗启动参数设置与初始管理表(3).docx
+++ b/word/表20  ECMO 治疗启动参数设置与初始管理表(3).docx
@@ -4,6 +4,8 @@
   <w:body>
     <w:p>
       <w:pPr>
+        <w:snapToGrid w:val="0"/>
+        <w:spacing w:after="0" w:line="240" w:lineRule="auto"/>
         <w:jc w:val="center"/>
         <w:rPr>
           <w:rFonts w:ascii="Times New Roman Regular" w:hAnsi="Times New Roman Regular" w:cs="Times New Roman Regular"/>
@@ -66,6 +68,11 @@
         <w:tblStyle w:val="ab"/>
         <w:tblW w:w="10497" w:type="dxa"/>
         <w:tblInd w:w="-5" w:type="dxa"/>
+        <w:tblLayout w:type="fixed"/>
+        <w:tblCellMar>
+          <w:left w:w="20" w:type="dxa"/>
+          <w:right w:w="20" w:type="dxa"/>
+        </w:tblCellMar>
         <w:tblLook w:val="04A0" w:firstRow="1" w:lastRow="0" w:firstColumn="1" w:lastColumn="0" w:noHBand="0" w:noVBand="1"/>
       </w:tblPr>
       <w:tblGrid>
@@ -87,9 +94,6 @@
         <w:gridCol w:w="574"/>
       </w:tblGrid>
       <w:tr>
-        <w:trPr>
-          <w:trHeight w:val="69"/>
-        </w:trPr>
         <w:tc>
           <w:tcPr>
             <w:tcW w:w="10497" w:type="dxa"/>
@@ -98,6 +102,7 @@
           </w:tcPr>
           <w:p>
             <w:pPr>
+              <w:snapToGrid w:val="0"/>
               <w:spacing w:after="0" w:line="240" w:lineRule="auto"/>
               <w:rPr>
                 <w:rFonts w:ascii="Times New Roman Regular" w:hAnsi="Times New Roman Regular" w:cs="Times New Roman Regular"/>
@@ -157,9 +162,6 @@
         </w:tc>
       </w:tr>
       <w:tr>
-        <w:trPr>
-          <w:trHeight w:val="69"/>
-        </w:trPr>
         <w:tc>
           <w:tcPr>
             <w:tcW w:w="709" w:type="dxa"/>
@@ -167,6 +169,7 @@
           </w:tcPr>
           <w:p>
             <w:pPr>
+              <w:snapToGrid w:val="0"/>
               <w:spacing w:after="0" w:line="240" w:lineRule="auto"/>
               <w:jc w:val="center"/>
               <w:rPr>
@@ -191,6 +194,7 @@
           </w:tcPr>
           <w:p>
             <w:pPr>
+              <w:snapToGrid w:val="0"/>
               <w:spacing w:after="0" w:line="240" w:lineRule="auto"/>
               <w:rPr>
                 <w:rFonts w:ascii="Times New Roman Regular" w:hAnsi="Times New Roman Regular" w:cs="Times New Roman Regular"/>
@@ -208,6 +212,7 @@
           </w:tcPr>
           <w:p>
             <w:pPr>
+              <w:snapToGrid w:val="0"/>
               <w:spacing w:after="0" w:line="240" w:lineRule="auto"/>
               <w:jc w:val="center"/>
               <w:rPr>
@@ -232,6 +237,7 @@
           </w:tcPr>
           <w:p>
             <w:pPr>
+              <w:snapToGrid w:val="0"/>
               <w:spacing w:after="0" w:line="240" w:lineRule="auto"/>
               <w:rPr>
                 <w:rFonts w:ascii="Times New Roman Regular" w:hAnsi="Times New Roman Regular" w:cs="Times New Roman Regular"/>
@@ -249,6 +255,7 @@
           </w:tcPr>
           <w:p>
             <w:pPr>
+              <w:snapToGrid w:val="0"/>
               <w:spacing w:after="0" w:line="240" w:lineRule="auto"/>
               <w:jc w:val="center"/>
               <w:rPr>
@@ -273,6 +280,7 @@
           </w:tcPr>
           <w:p>
             <w:pPr>
+              <w:snapToGrid w:val="0"/>
               <w:spacing w:after="0" w:line="240" w:lineRule="auto"/>
               <w:rPr>
                 <w:rFonts w:ascii="Times New Roman Regular" w:hAnsi="Times New Roman Regular" w:cs="Times New Roman Regular"/>
@@ -320,9 +328,6 @@
         </w:tc>
       </w:tr>
       <w:tr>
-        <w:trPr>
-          <w:trHeight w:val="69"/>
-        </w:trPr>
         <w:tc>
           <w:tcPr>
             <w:tcW w:w="709" w:type="dxa"/>
@@ -330,6 +335,7 @@
           </w:tcPr>
           <w:p>
             <w:pPr>
+              <w:snapToGrid w:val="0"/>
               <w:spacing w:after="0" w:line="240" w:lineRule="auto"/>
               <w:jc w:val="center"/>
               <w:rPr>
@@ -354,6 +360,7 @@
           </w:tcPr>
           <w:p>
             <w:pPr>
+              <w:snapToGrid w:val="0"/>
               <w:spacing w:after="0" w:line="240" w:lineRule="auto"/>
               <w:rPr>
                 <w:rFonts w:ascii="Times New Roman Regular" w:hAnsi="Times New Roman Regular" w:cs="Times New Roman Regular"/>
@@ -383,6 +390,7 @@
           </w:tcPr>
           <w:p>
             <w:pPr>
+              <w:snapToGrid w:val="0"/>
               <w:spacing w:after="0" w:line="240" w:lineRule="auto"/>
               <w:jc w:val="center"/>
               <w:rPr>
@@ -407,6 +415,7 @@
           </w:tcPr>
           <w:p>
             <w:pPr>
+              <w:snapToGrid w:val="0"/>
               <w:spacing w:after="0" w:line="240" w:lineRule="auto"/>
               <w:rPr>
                 <w:rFonts w:ascii="Times New Roman Regular" w:hAnsi="Times New Roman Regular" w:cs="Times New Roman Regular"/>
@@ -446,6 +455,7 @@
           </w:tcPr>
           <w:p>
             <w:pPr>
+              <w:snapToGrid w:val="0"/>
               <w:spacing w:after="0" w:line="240" w:lineRule="auto"/>
               <w:jc w:val="center"/>
               <w:rPr>
@@ -470,6 +480,7 @@
           </w:tcPr>
           <w:p>
             <w:pPr>
+              <w:snapToGrid w:val="0"/>
               <w:spacing w:after="0" w:line="240" w:lineRule="auto"/>
               <w:rPr>
                 <w:rFonts w:ascii="Times New Roman Regular" w:hAnsi="Times New Roman Regular" w:cs="Times New Roman Regular"/>
@@ -491,9 +502,6 @@
         </w:tc>
       </w:tr>
       <w:tr>
-        <w:trPr>
-          <w:trHeight w:val="69"/>
-        </w:trPr>
         <w:tc>
           <w:tcPr>
             <w:tcW w:w="709" w:type="dxa"/>
@@ -501,6 +509,7 @@
           </w:tcPr>
           <w:p>
             <w:pPr>
+              <w:snapToGrid w:val="0"/>
               <w:spacing w:after="0" w:line="240" w:lineRule="auto"/>
               <w:jc w:val="center"/>
               <w:rPr>
@@ -525,6 +534,7 @@
           </w:tcPr>
           <w:p>
             <w:pPr>
+              <w:snapToGrid w:val="0"/>
               <w:spacing w:after="0" w:line="240" w:lineRule="auto"/>
               <w:rPr>
                 <w:rFonts w:ascii="Times New Roman Regular" w:hAnsi="Times New Roman Regular" w:cs="Times New Roman Regular"/>
@@ -548,6 +558,7 @@
           </w:tcPr>
           <w:p>
             <w:pPr>
+              <w:snapToGrid w:val="0"/>
               <w:spacing w:after="0" w:line="240" w:lineRule="auto"/>
               <w:jc w:val="center"/>
               <w:rPr>
@@ -572,6 +583,7 @@
           </w:tcPr>
           <w:p>
             <w:pPr>
+              <w:snapToGrid w:val="0"/>
               <w:spacing w:after="0" w:line="240" w:lineRule="auto"/>
               <w:rPr>
                 <w:rFonts w:ascii="Times New Roman Regular" w:hAnsi="Times New Roman Regular" w:cs="Times New Roman Regular"/>
@@ -641,6 +653,7 @@
           </w:tcPr>
           <w:p>
             <w:pPr>
+              <w:snapToGrid w:val="0"/>
               <w:spacing w:after="0" w:line="240" w:lineRule="auto"/>
               <w:jc w:val="center"/>
               <w:rPr>
@@ -665,6 +678,7 @@
           </w:tcPr>
           <w:p>
             <w:pPr>
+              <w:snapToGrid w:val="0"/>
               <w:spacing w:after="0" w:line="240" w:lineRule="auto"/>
               <w:rPr>
                 <w:rFonts w:ascii="Times New Roman Regular" w:hAnsi="Times New Roman Regular" w:cs="Times New Roman Regular"/>
@@ -680,9 +694,6 @@
         </w:tc>
       </w:tr>
       <w:tr>
-        <w:trPr>
-          <w:trHeight w:val="69"/>
-        </w:trPr>
         <w:tc>
           <w:tcPr>
             <w:tcW w:w="10497" w:type="dxa"/>
@@ -692,6 +703,7 @@
           </w:tcPr>
           <w:p>
             <w:pPr>
+              <w:snapToGrid w:val="0"/>
               <w:spacing w:after="0" w:line="240" w:lineRule="auto"/>
               <w:rPr>
                 <w:rFonts w:ascii="Times New Roman Regular" w:hAnsi="Times New Roman Regular" w:cs="Times New Roman Regular"/>
@@ -823,9 +835,6 @@
         </w:tc>
       </w:tr>
       <w:tr>
-        <w:trPr>
-          <w:trHeight w:val="69"/>
-        </w:trPr>
         <w:tc>
           <w:tcPr>
             <w:tcW w:w="10497" w:type="dxa"/>
@@ -835,6 +844,7 @@
           </w:tcPr>
           <w:p>
             <w:pPr>
+              <w:snapToGrid w:val="0"/>
               <w:spacing w:after="0" w:line="240" w:lineRule="auto"/>
               <w:rPr>
                 <w:rFonts w:ascii="Times New Roman Regular" w:hAnsi="Times New Roman Regular" w:cs="Times New Roman Regular"/>
@@ -934,9 +944,6 @@
         </w:tc>
       </w:tr>
       <w:tr>
-        <w:trPr>
-          <w:trHeight w:val="69"/>
-        </w:trPr>
         <w:tc>
           <w:tcPr>
             <w:tcW w:w="1134" w:type="dxa"/>
@@ -945,6 +952,7 @@
           </w:tcPr>
           <w:p>
             <w:pPr>
+              <w:snapToGrid w:val="0"/>
               <w:spacing w:after="0" w:line="240" w:lineRule="auto"/>
               <w:jc w:val="center"/>
               <w:rPr>
@@ -971,6 +979,7 @@
           </w:tcPr>
           <w:p>
             <w:pPr>
+              <w:snapToGrid w:val="0"/>
               <w:spacing w:after="0" w:line="240" w:lineRule="auto"/>
               <w:jc w:val="center"/>
               <w:rPr>
@@ -997,6 +1006,7 @@
           </w:tcPr>
           <w:p>
             <w:pPr>
+              <w:snapToGrid w:val="0"/>
               <w:spacing w:after="0" w:line="240" w:lineRule="auto"/>
               <w:jc w:val="center"/>
               <w:rPr>
@@ -1023,6 +1033,7 @@
           </w:tcPr>
           <w:p>
             <w:pPr>
+              <w:snapToGrid w:val="0"/>
               <w:spacing w:after="0" w:line="240" w:lineRule="auto"/>
               <w:jc w:val="center"/>
               <w:rPr>
@@ -1043,9 +1054,6 @@
         </w:tc>
       </w:tr>
       <w:tr>
-        <w:trPr>
-          <w:trHeight w:val="69"/>
-        </w:trPr>
         <w:tc>
           <w:tcPr>
             <w:tcW w:w="1134" w:type="dxa"/>
@@ -1054,6 +1062,7 @@
           </w:tcPr>
           <w:p>
             <w:pPr>
+              <w:snapToGrid w:val="0"/>
               <w:spacing w:after="0" w:line="240" w:lineRule="auto"/>
               <w:jc w:val="center"/>
               <w:rPr>
@@ -1078,6 +1087,7 @@
           </w:tcPr>
           <w:p>
             <w:pPr>
+              <w:snapToGrid w:val="0"/>
               <w:spacing w:after="0" w:line="240" w:lineRule="auto"/>
               <w:rPr>
                 <w:rFonts w:ascii="Times New Roman Regular" w:hAnsi="Times New Roman Regular" w:cs="Times New Roman Regular"/>
@@ -1120,6 +1130,7 @@
           </w:tcPr>
           <w:p>
             <w:pPr>
+              <w:snapToGrid w:val="0"/>
               <w:spacing w:after="0" w:line="240" w:lineRule="auto"/>
               <w:jc w:val="center"/>
               <w:rPr>
@@ -1157,6 +1168,7 @@
           </w:tcPr>
           <w:p>
             <w:pPr>
+              <w:snapToGrid w:val="0"/>
               <w:spacing w:after="0" w:line="240" w:lineRule="auto"/>
               <w:rPr>
                 <w:rFonts w:ascii="Times New Roman Regular" w:hAnsi="Times New Roman Regular" w:cs="Times New Roman Regular"/>
@@ -1211,9 +1223,6 @@
         </w:tc>
       </w:tr>
       <w:tr>
-        <w:trPr>
-          <w:trHeight w:val="69"/>
-        </w:trPr>
         <w:tc>
           <w:tcPr>
             <w:tcW w:w="1134" w:type="dxa"/>
@@ -1222,6 +1231,7 @@
           </w:tcPr>
           <w:p>
             <w:pPr>
+              <w:snapToGrid w:val="0"/>
               <w:spacing w:after="0" w:line="240" w:lineRule="auto"/>
               <w:jc w:val="center"/>
               <w:rPr>
@@ -1246,6 +1256,7 @@
           </w:tcPr>
           <w:p>
             <w:pPr>
+              <w:snapToGrid w:val="0"/>
               <w:spacing w:after="0" w:line="240" w:lineRule="auto"/>
               <w:rPr>
                 <w:rFonts w:ascii="Times New Roman Regular" w:hAnsi="Times New Roman Regular" w:cs="Times New Roman Regular"/>
@@ -1282,6 +1293,7 @@
           </w:tcPr>
           <w:p>
             <w:pPr>
+              <w:snapToGrid w:val="0"/>
               <w:spacing w:after="0" w:line="240" w:lineRule="auto"/>
               <w:jc w:val="center"/>
               <w:rPr>
@@ -1325,6 +1337,7 @@
           </w:tcPr>
           <w:p>
             <w:pPr>
+              <w:snapToGrid w:val="0"/>
               <w:spacing w:after="0" w:line="240" w:lineRule="auto"/>
               <w:jc w:val="center"/>
               <w:rPr>
@@ -1367,9 +1380,6 @@
         </w:tc>
       </w:tr>
       <w:tr>
-        <w:trPr>
-          <w:trHeight w:val="69"/>
-        </w:trPr>
         <w:tc>
           <w:tcPr>
             <w:tcW w:w="1134" w:type="dxa"/>
@@ -1378,6 +1388,7 @@
           </w:tcPr>
           <w:p>
             <w:pPr>
+              <w:snapToGrid w:val="0"/>
               <w:spacing w:after="0" w:line="240" w:lineRule="auto"/>
               <w:jc w:val="center"/>
               <w:rPr>
@@ -1402,6 +1413,7 @@
           </w:tcPr>
           <w:p>
             <w:pPr>
+              <w:snapToGrid w:val="0"/>
               <w:spacing w:after="0" w:line="240" w:lineRule="auto"/>
               <w:rPr>
                 <w:rFonts w:ascii="Times New Roman Regular" w:hAnsi="Times New Roman Regular" w:cs="Times New Roman Regular"/>
@@ -1425,6 +1437,7 @@
           </w:tcPr>
           <w:p>
             <w:pPr>
+              <w:snapToGrid w:val="0"/>
               <w:spacing w:after="0" w:line="240" w:lineRule="auto"/>
               <w:jc w:val="center"/>
               <w:rPr>
@@ -1449,6 +1462,7 @@
           </w:tcPr>
           <w:p>
             <w:pPr>
+              <w:snapToGrid w:val="0"/>
               <w:spacing w:after="0" w:line="240" w:lineRule="auto"/>
               <w:jc w:val="center"/>
               <w:rPr>
@@ -1479,9 +1493,6 @@
         </w:tc>
       </w:tr>
       <w:tr>
-        <w:trPr>
-          <w:trHeight w:val="69"/>
-        </w:trPr>
         <w:tc>
           <w:tcPr>
             <w:tcW w:w="1134" w:type="dxa"/>
@@ -1490,6 +1501,7 @@
           </w:tcPr>
           <w:p>
             <w:pPr>
+              <w:snapToGrid w:val="0"/>
               <w:spacing w:after="0" w:line="240" w:lineRule="auto"/>
               <w:jc w:val="center"/>
               <w:rPr>
@@ -1514,6 +1526,7 @@
           </w:tcPr>
           <w:p>
             <w:pPr>
+              <w:snapToGrid w:val="0"/>
               <w:spacing w:after="0" w:line="240" w:lineRule="auto"/>
               <w:rPr>
                 <w:rFonts w:ascii="Times New Roman Regular" w:hAnsi="Times New Roman Regular" w:cs="Times New Roman Regular"/>
@@ -1537,6 +1550,7 @@
           </w:tcPr>
           <w:p>
             <w:pPr>
+              <w:snapToGrid w:val="0"/>
               <w:spacing w:after="0" w:line="240" w:lineRule="auto"/>
               <w:jc w:val="center"/>
               <w:rPr>
@@ -1567,6 +1581,7 @@
           </w:tcPr>
           <w:p>
             <w:pPr>
+              <w:snapToGrid w:val="0"/>
               <w:spacing w:after="0" w:line="240" w:lineRule="auto"/>
               <w:rPr>
                 <w:rFonts w:ascii="Times New Roman Regular" w:hAnsi="Times New Roman Regular" w:cs="Times New Roman Regular"/>
@@ -1620,9 +1635,6 @@
         </w:tc>
       </w:tr>
       <w:tr>
-        <w:trPr>
-          <w:trHeight w:val="69"/>
-        </w:trPr>
         <w:tc>
           <w:tcPr>
             <w:tcW w:w="1134" w:type="dxa"/>
@@ -1631,6 +1643,7 @@
           </w:tcPr>
           <w:p>
             <w:pPr>
+              <w:snapToGrid w:val="0"/>
               <w:spacing w:after="0" w:line="240" w:lineRule="auto"/>
               <w:jc w:val="center"/>
               <w:rPr>
@@ -1659,6 +1672,7 @@
           </w:tcPr>
           <w:p>
             <w:pPr>
+              <w:snapToGrid w:val="0"/>
               <w:spacing w:after="0" w:line="240" w:lineRule="auto"/>
               <w:rPr>
                 <w:rFonts w:ascii="Times New Roman Regular" w:hAnsi="Times New Roman Regular" w:cs="Times New Roman Regular"/>
@@ -1680,6 +1694,7 @@
           </w:tcPr>
           <w:p>
             <w:pPr>
+              <w:snapToGrid w:val="0"/>
               <w:spacing w:after="0" w:line="240" w:lineRule="auto"/>
               <w:jc w:val="center"/>
               <w:rPr>
@@ -1720,6 +1735,7 @@
           </w:tcPr>
           <w:p>
             <w:pPr>
+              <w:snapToGrid w:val="0"/>
               <w:spacing w:after="0" w:line="240" w:lineRule="auto"/>
               <w:jc w:val="center"/>
               <w:rPr>
@@ -1742,9 +1758,6 @@
         </w:tc>
       </w:tr>
       <w:tr>
-        <w:trPr>
-          <w:trHeight w:val="69"/>
-        </w:trPr>
         <w:tc>
           <w:tcPr>
             <w:tcW w:w="10497" w:type="dxa"/>
@@ -1753,6 +1766,7 @@
           </w:tcPr>
           <w:p>
             <w:pPr>
+              <w:snapToGrid w:val="0"/>
               <w:spacing w:after="0" w:line="240" w:lineRule="auto"/>
               <w:jc w:val="both"/>
               <w:rPr>
@@ -1861,9 +1875,6 @@
         </w:tc>
       </w:tr>
       <w:tr>
-        <w:trPr>
-          <w:trHeight w:val="69"/>
-        </w:trPr>
         <w:tc>
           <w:tcPr>
             <w:tcW w:w="1533" w:type="dxa"/>
@@ -1872,6 +1883,7 @@
           </w:tcPr>
           <w:p>
             <w:pPr>
+              <w:snapToGrid w:val="0"/>
               <w:spacing w:after="0" w:line="240" w:lineRule="auto"/>
               <w:jc w:val="center"/>
               <w:rPr>
@@ -1898,6 +1910,7 @@
           </w:tcPr>
           <w:p>
             <w:pPr>
+              <w:snapToGrid w:val="0"/>
               <w:spacing w:after="0" w:line="240" w:lineRule="auto"/>
               <w:jc w:val="center"/>
               <w:rPr>
@@ -1924,6 +1937,7 @@
           </w:tcPr>
           <w:p>
             <w:pPr>
+              <w:snapToGrid w:val="0"/>
               <w:spacing w:after="0" w:line="240" w:lineRule="auto"/>
               <w:jc w:val="center"/>
               <w:rPr>
@@ -1944,9 +1958,6 @@
         </w:tc>
       </w:tr>
       <w:tr>
-        <w:trPr>
-          <w:trHeight w:val="69"/>
-        </w:trPr>
         <w:tc>
           <w:tcPr>
             <w:tcW w:w="1533" w:type="dxa"/>
@@ -1954,6 +1965,7 @@
           </w:tcPr>
           <w:p>
             <w:pPr>
+              <w:snapToGrid w:val="0"/>
               <w:spacing w:after="0" w:line="240" w:lineRule="auto"/>
               <w:jc w:val="center"/>
               <w:rPr>
@@ -1975,6 +1987,7 @@
           </w:tcPr>
           <w:p>
             <w:pPr>
+              <w:snapToGrid w:val="0"/>
               <w:spacing w:after="0" w:line="240" w:lineRule="auto"/>
               <w:jc w:val="center"/>
               <w:rPr>
@@ -1996,6 +2009,7 @@
           </w:tcPr>
           <w:p>
             <w:pPr>
+              <w:snapToGrid w:val="0"/>
               <w:spacing w:after="0" w:line="240" w:lineRule="auto"/>
               <w:jc w:val="center"/>
               <w:rPr>
@@ -2024,9 +2038,6 @@
         </w:tc>
       </w:tr>
       <w:tr>
-        <w:trPr>
-          <w:trHeight w:val="69"/>
-        </w:trPr>
         <w:tc>
           <w:tcPr>
             <w:tcW w:w="1533" w:type="dxa"/>
@@ -2034,6 +2045,7 @@
           </w:tcPr>
           <w:p>
             <w:pPr>
+              <w:snapToGrid w:val="0"/>
               <w:spacing w:after="0" w:line="240" w:lineRule="auto"/>
               <w:jc w:val="center"/>
               <w:rPr>
@@ -2061,6 +2073,7 @@
           </w:tcPr>
           <w:p>
             <w:pPr>
+              <w:snapToGrid w:val="0"/>
               <w:spacing w:after="0" w:line="240" w:lineRule="auto"/>
               <w:jc w:val="center"/>
               <w:rPr>
@@ -2094,6 +2107,7 @@
           </w:tcPr>
           <w:p>
             <w:pPr>
+              <w:snapToGrid w:val="0"/>
               <w:spacing w:after="0" w:line="240" w:lineRule="auto"/>
               <w:jc w:val="center"/>
               <w:rPr>
@@ -2110,9 +2124,6 @@
         </w:tc>
       </w:tr>
       <w:tr>
-        <w:trPr>
-          <w:trHeight w:val="69"/>
-        </w:trPr>
         <w:tc>
           <w:tcPr>
             <w:tcW w:w="1533" w:type="dxa"/>
@@ -2120,6 +2131,7 @@
           </w:tcPr>
           <w:p>
             <w:pPr>
+              <w:snapToGrid w:val="0"/>
               <w:spacing w:after="0" w:line="240" w:lineRule="auto"/>
               <w:jc w:val="center"/>
               <w:rPr>
@@ -2141,6 +2153,7 @@
           </w:tcPr>
           <w:p>
             <w:pPr>
+              <w:snapToGrid w:val="0"/>
               <w:spacing w:after="0" w:line="240" w:lineRule="auto"/>
               <w:jc w:val="center"/>
               <w:rPr>
@@ -2186,6 +2199,7 @@
           </w:tcPr>
           <w:p>
             <w:pPr>
+              <w:snapToGrid w:val="0"/>
               <w:spacing w:after="0" w:line="240" w:lineRule="auto"/>
               <w:jc w:val="center"/>
               <w:rPr>
@@ -2214,9 +2228,6 @@
         </w:tc>
       </w:tr>
       <w:tr>
-        <w:trPr>
-          <w:trHeight w:val="69"/>
-        </w:trPr>
         <w:tc>
           <w:tcPr>
             <w:tcW w:w="1533" w:type="dxa"/>
@@ -2224,6 +2235,7 @@
           </w:tcPr>
           <w:p>
             <w:pPr>
+              <w:snapToGrid w:val="0"/>
               <w:spacing w:after="0" w:line="240" w:lineRule="auto"/>
               <w:jc w:val="center"/>
               <w:rPr>
@@ -2245,6 +2257,7 @@
           </w:tcPr>
           <w:p>
             <w:pPr>
+              <w:snapToGrid w:val="0"/>
               <w:spacing w:after="0" w:line="240" w:lineRule="auto"/>
               <w:jc w:val="center"/>
               <w:rPr>
@@ -2278,6 +2291,7 @@
           </w:tcPr>
           <w:p>
             <w:pPr>
+              <w:snapToGrid w:val="0"/>
               <w:spacing w:after="0" w:line="240" w:lineRule="auto"/>
               <w:jc w:val="center"/>
               <w:rPr>
@@ -2330,9 +2344,6 @@
         </w:tc>
       </w:tr>
       <w:tr>
-        <w:trPr>
-          <w:trHeight w:val="69"/>
-        </w:trPr>
         <w:tc>
           <w:tcPr>
             <w:tcW w:w="10497" w:type="dxa"/>
@@ -2341,6 +2352,7 @@
           </w:tcPr>
           <w:p>
             <w:pPr>
+              <w:snapToGrid w:val="0"/>
               <w:spacing w:after="0" w:line="240" w:lineRule="auto"/>
               <w:jc w:val="both"/>
               <w:rPr>
@@ -2477,9 +2489,6 @@
         </w:tc>
       </w:tr>
       <w:tr>
-        <w:trPr>
-          <w:trHeight w:val="69"/>
-        </w:trPr>
         <w:tc>
           <w:tcPr>
             <w:tcW w:w="1985" w:type="dxa"/>
@@ -2489,6 +2498,7 @@
           <w:p>
             <w:pPr>
               <w:widowControl/>
+              <w:snapToGrid w:val="0"/>
               <w:spacing w:after="0" w:line="240" w:lineRule="auto"/>
               <w:jc w:val="center"/>
               <w:rPr>
@@ -2518,6 +2528,7 @@
           <w:p>
             <w:pPr>
               <w:widowControl/>
+              <w:snapToGrid w:val="0"/>
               <w:spacing w:after="0" w:line="240" w:lineRule="auto"/>
               <w:jc w:val="center"/>
               <w:rPr>
@@ -2547,6 +2558,7 @@
           <w:p>
             <w:pPr>
               <w:widowControl/>
+              <w:snapToGrid w:val="0"/>
               <w:spacing w:after="0" w:line="240" w:lineRule="auto"/>
               <w:jc w:val="center"/>
               <w:rPr>
@@ -2576,6 +2588,7 @@
           <w:p>
             <w:pPr>
               <w:widowControl/>
+              <w:snapToGrid w:val="0"/>
               <w:spacing w:after="0" w:line="240" w:lineRule="auto"/>
               <w:jc w:val="center"/>
               <w:rPr>
@@ -2598,9 +2611,6 @@
         </w:tc>
       </w:tr>
       <w:tr>
-        <w:trPr>
-          <w:trHeight w:val="69"/>
-        </w:trPr>
         <w:tc>
           <w:tcPr>
             <w:tcW w:w="1985" w:type="dxa"/>
@@ -2610,6 +2620,7 @@
           <w:p>
             <w:pPr>
               <w:widowControl/>
+              <w:snapToGrid w:val="0"/>
               <w:spacing w:after="0" w:line="240" w:lineRule="auto"/>
               <w:jc w:val="center"/>
               <w:rPr>
@@ -2635,6 +2646,7 @@
           <w:p>
             <w:pPr>
               <w:widowControl/>
+              <w:snapToGrid w:val="0"/>
               <w:spacing w:after="0" w:line="240" w:lineRule="auto"/>
               <w:jc w:val="center"/>
               <w:rPr>
@@ -2660,6 +2672,7 @@
           <w:p>
             <w:pPr>
               <w:widowControl/>
+              <w:snapToGrid w:val="0"/>
               <w:spacing w:after="0" w:line="240" w:lineRule="auto"/>
               <w:jc w:val="center"/>
               <w:rPr>
@@ -2685,6 +2698,7 @@
           <w:p>
             <w:pPr>
               <w:widowControl/>
+              <w:snapToGrid w:val="0"/>
               <w:spacing w:after="0" w:line="240" w:lineRule="auto"/>
               <w:jc w:val="center"/>
               <w:rPr>
@@ -2715,9 +2729,6 @@
         </w:tc>
       </w:tr>
       <w:tr>
-        <w:trPr>
-          <w:trHeight w:val="69"/>
-        </w:trPr>
         <w:tc>
           <w:tcPr>
             <w:tcW w:w="1985" w:type="dxa"/>
@@ -2727,6 +2738,7 @@
           <w:p>
             <w:pPr>
               <w:widowControl/>
+              <w:snapToGrid w:val="0"/>
               <w:spacing w:after="0" w:line="240" w:lineRule="auto"/>
               <w:jc w:val="center"/>
               <w:rPr>
@@ -2752,6 +2764,7 @@
           <w:p>
             <w:pPr>
               <w:widowControl/>
+              <w:snapToGrid w:val="0"/>
               <w:spacing w:after="0" w:line="240" w:lineRule="auto"/>
               <w:jc w:val="center"/>
               <w:rPr>
@@ -2795,6 +2808,7 @@
           <w:p>
             <w:pPr>
               <w:widowControl/>
+              <w:snapToGrid w:val="0"/>
               <w:spacing w:after="0" w:line="240" w:lineRule="auto"/>
               <w:jc w:val="center"/>
               <w:rPr>
@@ -2820,6 +2834,7 @@
           <w:p>
             <w:pPr>
               <w:widowControl/>
+              <w:snapToGrid w:val="0"/>
               <w:spacing w:after="0" w:line="240" w:lineRule="auto"/>
               <w:jc w:val="center"/>
               <w:rPr>
@@ -2838,9 +2853,6 @@
         </w:tc>
       </w:tr>
       <w:tr>
-        <w:trPr>
-          <w:trHeight w:val="69"/>
-        </w:trPr>
         <w:tc>
           <w:tcPr>
             <w:tcW w:w="1985" w:type="dxa"/>
@@ -2850,6 +2862,7 @@
           <w:p>
             <w:pPr>
               <w:widowControl/>
+              <w:snapToGrid w:val="0"/>
               <w:spacing w:after="0" w:line="240" w:lineRule="auto"/>
               <w:jc w:val="center"/>
               <w:rPr>
@@ -2883,6 +2896,7 @@
           <w:p>
             <w:pPr>
               <w:widowControl/>
+              <w:snapToGrid w:val="0"/>
               <w:spacing w:after="0" w:line="240" w:lineRule="auto"/>
               <w:jc w:val="center"/>
               <w:rPr>
@@ -2910,6 +2924,7 @@
           <w:p>
             <w:pPr>
               <w:widowControl/>
+              <w:snapToGrid w:val="0"/>
               <w:spacing w:after="0" w:line="240" w:lineRule="auto"/>
               <w:jc w:val="center"/>
               <w:rPr>
@@ -2937,6 +2952,7 @@
           <w:p>
             <w:pPr>
               <w:widowControl/>
+              <w:snapToGrid w:val="0"/>
               <w:spacing w:after="0" w:line="240" w:lineRule="auto"/>
               <w:jc w:val="center"/>
               <w:rPr>
@@ -2969,9 +2985,6 @@
         </w:tc>
       </w:tr>
       <w:tr>
-        <w:trPr>
-          <w:trHeight w:val="69"/>
-        </w:trPr>
         <w:tc>
           <w:tcPr>
             <w:tcW w:w="1985" w:type="dxa"/>
@@ -2981,6 +2994,7 @@
           <w:p>
             <w:pPr>
               <w:widowControl/>
+              <w:snapToGrid w:val="0"/>
               <w:spacing w:after="0" w:line="240" w:lineRule="auto"/>
               <w:jc w:val="center"/>
               <w:rPr>
@@ -3006,6 +3020,7 @@
           <w:p>
             <w:pPr>
               <w:widowControl/>
+              <w:snapToGrid w:val="0"/>
               <w:spacing w:after="0" w:line="240" w:lineRule="auto"/>
               <w:jc w:val="center"/>
               <w:rPr>
@@ -3031,6 +3046,7 @@
           <w:p>
             <w:pPr>
               <w:widowControl/>
+              <w:snapToGrid w:val="0"/>
               <w:spacing w:after="0" w:line="240" w:lineRule="auto"/>
               <w:jc w:val="center"/>
               <w:rPr>
@@ -3056,6 +3072,7 @@
           <w:p>
             <w:pPr>
               <w:widowControl/>
+              <w:snapToGrid w:val="0"/>
               <w:spacing w:after="0" w:line="240" w:lineRule="auto"/>
               <w:jc w:val="center"/>
               <w:rPr>
@@ -3074,9 +3091,6 @@
         </w:tc>
       </w:tr>
       <w:tr>
-        <w:trPr>
-          <w:trHeight w:val="69"/>
-        </w:trPr>
         <w:tc>
           <w:tcPr>
             <w:tcW w:w="10497" w:type="dxa"/>
@@ -3086,6 +3100,7 @@
           <w:p>
             <w:pPr>
               <w:widowControl/>
+              <w:snapToGrid w:val="0"/>
               <w:spacing w:after="0" w:line="240" w:lineRule="auto"/>
               <w:jc w:val="both"/>
               <w:rPr>
@@ -3130,9 +3145,6 @@
         </w:tc>
       </w:tr>
       <w:tr>
-        <w:trPr>
-          <w:trHeight w:val="69"/>
-        </w:trPr>
         <w:tc>
           <w:tcPr>
             <w:tcW w:w="4820" w:type="dxa"/>
@@ -3142,6 +3154,7 @@
           <w:p>
             <w:pPr>
               <w:widowControl/>
+              <w:snapToGrid w:val="0"/>
               <w:spacing w:after="0" w:line="240" w:lineRule="auto"/>
               <w:jc w:val="both"/>
               <w:rPr>
@@ -3171,6 +3184,7 @@
           <w:p>
             <w:pPr>
               <w:widowControl/>
+              <w:snapToGrid w:val="0"/>
               <w:spacing w:after="0" w:line="240" w:lineRule="auto"/>
               <w:jc w:val="both"/>
               <w:rPr>
@@ -3215,6 +3229,7 @@
           <w:p>
             <w:pPr>
               <w:widowControl/>
+              <w:snapToGrid w:val="0"/>
               <w:spacing w:after="0" w:line="240" w:lineRule="auto"/>
               <w:jc w:val="center"/>
               <w:rPr>
@@ -3239,9 +3254,6 @@
         </w:tc>
       </w:tr>
       <w:tr>
-        <w:trPr>
-          <w:trHeight w:val="69"/>
-        </w:trPr>
         <w:tc>
           <w:tcPr>
             <w:tcW w:w="4820" w:type="dxa"/>
@@ -3251,6 +3263,7 @@
           <w:p>
             <w:pPr>
               <w:widowControl/>
+              <w:snapToGrid w:val="0"/>
               <w:spacing w:after="0" w:line="240" w:lineRule="auto"/>
               <w:jc w:val="both"/>
               <w:rPr>
@@ -3276,6 +3289,7 @@
           <w:p>
             <w:pPr>
               <w:widowControl/>
+              <w:snapToGrid w:val="0"/>
               <w:spacing w:after="0" w:line="240" w:lineRule="auto"/>
               <w:jc w:val="both"/>
               <w:rPr>
@@ -3336,6 +3350,7 @@
           <w:p>
             <w:pPr>
               <w:widowControl/>
+              <w:snapToGrid w:val="0"/>
               <w:spacing w:after="0" w:line="240" w:lineRule="auto"/>
               <w:jc w:val="center"/>
               <w:rPr>
@@ -3354,9 +3369,6 @@
         </w:tc>
       </w:tr>
       <w:tr>
-        <w:trPr>
-          <w:trHeight w:val="69"/>
-        </w:trPr>
         <w:tc>
           <w:tcPr>
             <w:tcW w:w="4820" w:type="dxa"/>
@@ -3366,6 +3378,7 @@
           <w:p>
             <w:pPr>
               <w:widowControl/>
+              <w:snapToGrid w:val="0"/>
               <w:spacing w:after="0" w:line="240" w:lineRule="auto"/>
               <w:jc w:val="both"/>
               <w:rPr>
@@ -3391,6 +3404,7 @@
           <w:p>
             <w:pPr>
               <w:widowControl/>
+              <w:snapToGrid w:val="0"/>
               <w:spacing w:after="0" w:line="240" w:lineRule="auto"/>
               <w:jc w:val="both"/>
               <w:rPr>
@@ -3439,6 +3453,7 @@
           <w:p>
             <w:pPr>
               <w:widowControl/>
+              <w:snapToGrid w:val="0"/>
               <w:spacing w:after="0" w:line="240" w:lineRule="auto"/>
               <w:jc w:val="center"/>
               <w:rPr>
@@ -3457,9 +3472,6 @@
         </w:tc>
       </w:tr>
       <w:tr>
-        <w:trPr>
-          <w:trHeight w:val="69"/>
-        </w:trPr>
         <w:tc>
           <w:tcPr>
             <w:tcW w:w="4820" w:type="dxa"/>
@@ -3469,6 +3481,7 @@
           <w:p>
             <w:pPr>
               <w:widowControl/>
+              <w:snapToGrid w:val="0"/>
               <w:spacing w:after="0" w:line="240" w:lineRule="auto"/>
               <w:jc w:val="both"/>
               <w:rPr>
@@ -3494,6 +3507,7 @@
           <w:p>
             <w:pPr>
               <w:widowControl/>
+              <w:snapToGrid w:val="0"/>
               <w:spacing w:after="0" w:line="240" w:lineRule="auto"/>
               <w:jc w:val="both"/>
               <w:rPr>
@@ -3542,6 +3556,7 @@
           <w:p>
             <w:pPr>
               <w:widowControl/>
+              <w:snapToGrid w:val="0"/>
               <w:spacing w:after="0" w:line="240" w:lineRule="auto"/>
               <w:jc w:val="center"/>
               <w:rPr>
@@ -3560,9 +3575,6 @@
         </w:tc>
       </w:tr>
       <w:tr>
-        <w:trPr>
-          <w:trHeight w:val="69"/>
-        </w:trPr>
         <w:tc>
           <w:tcPr>
             <w:tcW w:w="4820" w:type="dxa"/>
@@ -3572,6 +3584,7 @@
           <w:p>
             <w:pPr>
               <w:widowControl/>
+              <w:snapToGrid w:val="0"/>
               <w:spacing w:after="0" w:line="240" w:lineRule="auto"/>
               <w:jc w:val="both"/>
               <w:rPr>
@@ -3627,6 +3640,7 @@
           <w:p>
             <w:pPr>
               <w:widowControl/>
+              <w:snapToGrid w:val="0"/>
               <w:spacing w:after="0" w:line="240" w:lineRule="auto"/>
               <w:jc w:val="both"/>
               <w:rPr>
@@ -3687,6 +3701,7 @@
           <w:p>
             <w:pPr>
               <w:widowControl/>
+              <w:snapToGrid w:val="0"/>
               <w:spacing w:after="0" w:line="240" w:lineRule="auto"/>
               <w:jc w:val="center"/>
               <w:rPr>
@@ -3705,9 +3720,6 @@
         </w:tc>
       </w:tr>
       <w:tr>
-        <w:trPr>
-          <w:trHeight w:val="69"/>
-        </w:trPr>
         <w:tc>
           <w:tcPr>
             <w:tcW w:w="4820" w:type="dxa"/>
@@ -3717,6 +3729,7 @@
           <w:p>
             <w:pPr>
               <w:widowControl/>
+              <w:snapToGrid w:val="0"/>
               <w:spacing w:after="0" w:line="240" w:lineRule="auto"/>
               <w:jc w:val="both"/>
               <w:rPr>
@@ -3742,6 +3755,7 @@
           <w:p>
             <w:pPr>
               <w:widowControl/>
+              <w:snapToGrid w:val="0"/>
               <w:spacing w:after="0" w:line="240" w:lineRule="auto"/>
               <w:jc w:val="both"/>
               <w:rPr>
@@ -3802,6 +3816,7 @@
           <w:p>
             <w:pPr>
               <w:widowControl/>
+              <w:snapToGrid w:val="0"/>
               <w:spacing w:after="0" w:line="240" w:lineRule="auto"/>
               <w:jc w:val="center"/>
               <w:rPr>
@@ -3820,9 +3835,6 @@
         </w:tc>
       </w:tr>
       <w:tr>
-        <w:trPr>
-          <w:trHeight w:val="69"/>
-        </w:trPr>
         <w:tc>
           <w:tcPr>
             <w:tcW w:w="4820" w:type="dxa"/>
@@ -3832,6 +3844,7 @@
           <w:p>
             <w:pPr>
               <w:widowControl/>
+              <w:snapToGrid w:val="0"/>
               <w:spacing w:after="0" w:line="240" w:lineRule="auto"/>
               <w:jc w:val="both"/>
               <w:rPr>
@@ -3844,7 +3857,6 @@
               <w:rPr>
                 <w:rFonts w:ascii="Times New Roman Regular" w:hAnsi="Times New Roman Regular" w:cs="Times New Roman Regular"/>
               </w:rPr>
-              <w:lastRenderedPageBreak/>
               <w:t>MAP</w:t>
             </w:r>
             <w:r>
@@ -3888,6 +3900,7 @@
           <w:p>
             <w:pPr>
               <w:widowControl/>
+              <w:snapToGrid w:val="0"/>
               <w:spacing w:after="0" w:line="240" w:lineRule="auto"/>
               <w:jc w:val="both"/>
               <w:rPr>
@@ -3948,6 +3961,7 @@
           <w:p>
             <w:pPr>
               <w:widowControl/>
+              <w:snapToGrid w:val="0"/>
               <w:spacing w:after="0" w:line="240" w:lineRule="auto"/>
               <w:jc w:val="center"/>
               <w:rPr>
@@ -3966,9 +3980,6 @@
         </w:tc>
       </w:tr>
       <w:tr>
-        <w:trPr>
-          <w:trHeight w:val="69"/>
-        </w:trPr>
         <w:tc>
           <w:tcPr>
             <w:tcW w:w="4820" w:type="dxa"/>
@@ -3978,6 +3989,7 @@
           <w:p>
             <w:pPr>
               <w:widowControl/>
+              <w:snapToGrid w:val="0"/>
               <w:spacing w:after="0" w:line="240" w:lineRule="auto"/>
               <w:jc w:val="both"/>
               <w:rPr>
@@ -4021,6 +4033,7 @@
           <w:p>
             <w:pPr>
               <w:widowControl/>
+              <w:snapToGrid w:val="0"/>
               <w:spacing w:after="0" w:line="240" w:lineRule="auto"/>
               <w:jc w:val="both"/>
               <w:rPr>
@@ -4069,6 +4082,7 @@
           <w:p>
             <w:pPr>
               <w:widowControl/>
+              <w:snapToGrid w:val="0"/>
               <w:spacing w:after="0" w:line="240" w:lineRule="auto"/>
               <w:jc w:val="center"/>
               <w:rPr>
@@ -4087,9 +4101,6 @@
         </w:tc>
       </w:tr>
       <w:tr>
-        <w:trPr>
-          <w:trHeight w:val="69"/>
-        </w:trPr>
         <w:tc>
           <w:tcPr>
             <w:tcW w:w="4820" w:type="dxa"/>
@@ -4099,6 +4110,7 @@
           <w:p>
             <w:pPr>
               <w:widowControl/>
+              <w:snapToGrid w:val="0"/>
               <w:spacing w:after="0" w:line="240" w:lineRule="auto"/>
               <w:jc w:val="both"/>
               <w:rPr>
@@ -4142,6 +4154,7 @@
           <w:p>
             <w:pPr>
               <w:widowControl/>
+              <w:snapToGrid w:val="0"/>
               <w:spacing w:after="0" w:line="240" w:lineRule="auto"/>
               <w:jc w:val="both"/>
               <w:rPr>
@@ -4190,6 +4203,7 @@
           <w:p>
             <w:pPr>
               <w:widowControl/>
+              <w:snapToGrid w:val="0"/>
               <w:spacing w:after="0" w:line="240" w:lineRule="auto"/>
               <w:jc w:val="center"/>
               <w:rPr>
@@ -4208,9 +4222,6 @@
         </w:tc>
       </w:tr>
       <w:tr>
-        <w:trPr>
-          <w:trHeight w:val="69"/>
-        </w:trPr>
         <w:tc>
           <w:tcPr>
             <w:tcW w:w="4820" w:type="dxa"/>
@@ -4220,6 +4231,7 @@
           <w:p>
             <w:pPr>
               <w:widowControl/>
+              <w:snapToGrid w:val="0"/>
               <w:spacing w:after="0" w:line="240" w:lineRule="auto"/>
               <w:jc w:val="both"/>
               <w:rPr>
@@ -4257,6 +4269,7 @@
           <w:p>
             <w:pPr>
               <w:widowControl/>
+              <w:snapToGrid w:val="0"/>
               <w:spacing w:after="0" w:line="240" w:lineRule="auto"/>
               <w:jc w:val="both"/>
               <w:rPr>
@@ -4317,6 +4330,7 @@
           <w:p>
             <w:pPr>
               <w:widowControl/>
+              <w:snapToGrid w:val="0"/>
               <w:spacing w:after="0" w:line="240" w:lineRule="auto"/>
               <w:jc w:val="center"/>
               <w:rPr>
@@ -4335,9 +4349,6 @@
         </w:tc>
       </w:tr>
       <w:tr>
-        <w:trPr>
-          <w:trHeight w:val="69"/>
-        </w:trPr>
         <w:tc>
           <w:tcPr>
             <w:tcW w:w="4820" w:type="dxa"/>
@@ -4347,6 +4358,7 @@
           <w:p>
             <w:pPr>
               <w:widowControl/>
+              <w:snapToGrid w:val="0"/>
               <w:spacing w:after="0" w:line="240" w:lineRule="auto"/>
               <w:jc w:val="both"/>
               <w:rPr>
@@ -4372,6 +4384,7 @@
           <w:p>
             <w:pPr>
               <w:widowControl/>
+              <w:snapToGrid w:val="0"/>
               <w:spacing w:after="0" w:line="240" w:lineRule="auto"/>
               <w:jc w:val="both"/>
               <w:rPr>
@@ -4414,6 +4427,7 @@
           <w:p>
             <w:pPr>
               <w:widowControl/>
+              <w:snapToGrid w:val="0"/>
               <w:spacing w:after="0" w:line="240" w:lineRule="auto"/>
               <w:jc w:val="center"/>
               <w:rPr>
@@ -4432,9 +4446,6 @@
         </w:tc>
       </w:tr>
       <w:tr>
-        <w:trPr>
-          <w:trHeight w:val="69"/>
-        </w:trPr>
         <w:tc>
           <w:tcPr>
             <w:tcW w:w="4820" w:type="dxa"/>
@@ -4444,6 +4455,7 @@
           <w:p>
             <w:pPr>
               <w:widowControl/>
+              <w:snapToGrid w:val="0"/>
               <w:spacing w:after="0" w:line="240" w:lineRule="auto"/>
               <w:jc w:val="both"/>
               <w:rPr>
@@ -4461,6 +4473,7 @@
           <w:p>
             <w:pPr>
               <w:widowControl/>
+              <w:snapToGrid w:val="0"/>
               <w:spacing w:after="0" w:line="240" w:lineRule="auto"/>
               <w:jc w:val="both"/>
               <w:rPr>
@@ -4477,6 +4490,7 @@
           <w:p>
             <w:pPr>
               <w:widowControl/>
+              <w:snapToGrid w:val="0"/>
               <w:spacing w:after="0" w:line="240" w:lineRule="auto"/>
               <w:jc w:val="center"/>
               <w:rPr>
@@ -4487,9 +4501,6 @@
         </w:tc>
       </w:tr>
       <w:tr>
-        <w:trPr>
-          <w:trHeight w:val="69"/>
-        </w:trPr>
         <w:tc>
           <w:tcPr>
             <w:tcW w:w="4820" w:type="dxa"/>
@@ -4499,6 +4510,7 @@
           <w:p>
             <w:pPr>
               <w:widowControl/>
+              <w:snapToGrid w:val="0"/>
               <w:spacing w:after="0" w:line="240" w:lineRule="auto"/>
               <w:jc w:val="both"/>
               <w:rPr>
@@ -4516,6 +4528,7 @@
           <w:p>
             <w:pPr>
               <w:widowControl/>
+              <w:snapToGrid w:val="0"/>
               <w:spacing w:after="0" w:line="240" w:lineRule="auto"/>
               <w:jc w:val="both"/>
               <w:rPr>
@@ -4532,6 +4545,7 @@
           <w:p>
             <w:pPr>
               <w:widowControl/>
+              <w:snapToGrid w:val="0"/>
               <w:spacing w:after="0" w:line="240" w:lineRule="auto"/>
               <w:jc w:val="center"/>
               <w:rPr>
@@ -4542,9 +4556,6 @@
         </w:tc>
       </w:tr>
       <w:tr>
-        <w:trPr>
-          <w:trHeight w:val="69"/>
-        </w:trPr>
         <w:tc>
           <w:tcPr>
             <w:tcW w:w="4820" w:type="dxa"/>
@@ -4554,6 +4565,7 @@
           <w:p>
             <w:pPr>
               <w:widowControl/>
+              <w:snapToGrid w:val="0"/>
               <w:spacing w:after="0" w:line="240" w:lineRule="auto"/>
               <w:jc w:val="both"/>
               <w:rPr>
@@ -4571,6 +4583,7 @@
           <w:p>
             <w:pPr>
               <w:widowControl/>
+              <w:snapToGrid w:val="0"/>
               <w:spacing w:after="0" w:line="240" w:lineRule="auto"/>
               <w:jc w:val="both"/>
               <w:rPr>
@@ -4587,6 +4600,7 @@
           <w:p>
             <w:pPr>
               <w:widowControl/>
+              <w:snapToGrid w:val="0"/>
               <w:spacing w:after="0" w:line="240" w:lineRule="auto"/>
               <w:jc w:val="center"/>
               <w:rPr>
@@ -4597,9 +4611,6 @@
         </w:tc>
       </w:tr>
       <w:tr>
-        <w:trPr>
-          <w:trHeight w:val="69"/>
-        </w:trPr>
         <w:tc>
           <w:tcPr>
             <w:tcW w:w="4820" w:type="dxa"/>
@@ -4609,6 +4620,7 @@
           <w:p>
             <w:pPr>
               <w:widowControl/>
+              <w:snapToGrid w:val="0"/>
               <w:spacing w:after="0" w:line="240" w:lineRule="auto"/>
               <w:jc w:val="both"/>
               <w:rPr>
@@ -4626,6 +4638,7 @@
           <w:p>
             <w:pPr>
               <w:widowControl/>
+              <w:snapToGrid w:val="0"/>
               <w:spacing w:after="0" w:line="240" w:lineRule="auto"/>
               <w:jc w:val="both"/>
               <w:rPr>
@@ -4642,6 +4655,7 @@
           <w:p>
             <w:pPr>
               <w:widowControl/>
+              <w:snapToGrid w:val="0"/>
               <w:spacing w:after="0" w:line="240" w:lineRule="auto"/>
               <w:jc w:val="center"/>
               <w:rPr>
@@ -4654,6 +4668,7 @@
     </w:tbl>
     <w:p>
       <w:pPr>
+        <w:snapToGrid w:val="0"/>
         <w:spacing w:after="0" w:line="240" w:lineRule="auto"/>
         <w:rPr>
           <w:rFonts w:ascii="Times New Roman Regular" w:eastAsia="楷体" w:hAnsi="Times New Roman Regular" w:cs="Times New Roman Regular"/>
@@ -4742,6 +4757,7 @@
     </w:p>
     <w:p>
       <w:pPr>
+        <w:snapToGrid w:val="0"/>
         <w:spacing w:after="0" w:line="240" w:lineRule="auto"/>
         <w:rPr>
           <w:rFonts w:ascii="Times New Roman Regular" w:eastAsia="楷体" w:hAnsi="Times New Roman Regular" w:cs="Times New Roman Regular"/>
@@ -4831,6 +4847,7 @@
     </w:p>
     <w:p>
       <w:pPr>
+        <w:snapToGrid w:val="0"/>
         <w:spacing w:after="0" w:line="240" w:lineRule="auto"/>
         <w:rPr>
           <w:rFonts w:ascii="Times New Roman Regular" w:eastAsia="楷体" w:hAnsi="Times New Roman Regular" w:cs="Times New Roman Regular"/>
@@ -4934,6 +4951,7 @@
     </w:p>
     <w:p>
       <w:pPr>
+        <w:snapToGrid w:val="0"/>
         <w:spacing w:after="0" w:line="240" w:lineRule="auto"/>
         <w:rPr>
           <w:rFonts w:ascii="Times New Roman Regular" w:eastAsia="楷体" w:hAnsi="Times New Roman Regular" w:cs="Times New Roman Regular"/>
@@ -4943,6 +4961,7 @@
     </w:p>
     <w:p>
       <w:pPr>
+        <w:snapToGrid w:val="0"/>
         <w:spacing w:after="0" w:line="240" w:lineRule="auto"/>
         <w:rPr>
           <w:rFonts w:ascii="Times New Roman Regular" w:eastAsia="楷体" w:hAnsi="Times New Roman Regular" w:cs="Times New Roman Regular"/>
